--- a/numerical_methods/lab2/Медведева_ЧислМетоды_ЛР2.docx
+++ b/numerical_methods/lab2/Медведева_ЧислМетоды_ЛР2.docx
@@ -651,13 +651,9 @@
     </w:p>
     <w:p>
       <w:pPr>
-        <w:pStyle w:val="Compact"/>
-        <w:numPr>
-          <w:ilvl w:val="0"/>
-          <w:numId w:val="1002"/>
-        </w:numPr>
+        <w:pStyle w:val="FirstParagraph"/>
         <w:spacing w:line="360" w:lineRule="auto"/>
-        <w:ind w:firstLine="709"/>
+        <w:ind w:firstLine="0"/>
         <w:jc w:val="both"/>
       </w:pPr>
       <w:r>
@@ -665,346 +661,11 @@
           <w:rFonts w:ascii="Times New Roman" w:hAnsi="Times New Roman" w:cs="Times New Roman"/>
           <w:sz w:val="28"/>
         </w:rPr>
-        <w:t xml:space="preserve">Приближение функций — интерполяция (задание 6.3)</w:t>
-      </w:r>
-    </w:p>
-    <w:p>
-      <w:pPr>
-        <w:pStyle w:val="Compact"/>
-        <w:numPr>
-          <w:ilvl w:val="1"/>
-          <w:numId w:val="1003"/>
-        </w:numPr>
-        <w:spacing w:line="360" w:lineRule="auto"/>
-        <w:ind w:firstLine="709"/>
-        <w:jc w:val="both"/>
-      </w:pPr>
-      <w:r>
-        <w:rPr>
-          <w:rFonts w:ascii="Times New Roman" w:hAnsi="Times New Roman" w:cs="Times New Roman"/>
-          <w:sz w:val="28"/>
-        </w:rPr>
-        <w:t xml:space="preserve">1.1 Задание</w:t>
-      </w:r>
-    </w:p>
-    <w:p>
-      <w:pPr>
-        <w:pStyle w:val="Compact"/>
-        <w:numPr>
-          <w:ilvl w:val="1"/>
-          <w:numId w:val="1003"/>
-        </w:numPr>
-        <w:spacing w:line="360" w:lineRule="auto"/>
-        <w:ind w:firstLine="709"/>
-        <w:jc w:val="both"/>
-      </w:pPr>
-      <w:r>
-        <w:rPr>
-          <w:rFonts w:ascii="Times New Roman" w:hAnsi="Times New Roman" w:cs="Times New Roman"/>
-          <w:sz w:val="28"/>
-        </w:rPr>
-        <w:t xml:space="preserve">1.2 Теоретический материал</w:t>
-      </w:r>
-    </w:p>
-    <w:p>
-      <w:pPr>
-        <w:pStyle w:val="Compact"/>
-        <w:numPr>
-          <w:ilvl w:val="1"/>
-          <w:numId w:val="1003"/>
-        </w:numPr>
-        <w:spacing w:line="360" w:lineRule="auto"/>
-        <w:ind w:firstLine="709"/>
-        <w:jc w:val="both"/>
-      </w:pPr>
-      <w:r>
-        <w:rPr>
-          <w:rFonts w:ascii="Times New Roman" w:hAnsi="Times New Roman" w:cs="Times New Roman"/>
-          <w:sz w:val="28"/>
-        </w:rPr>
-        <w:t xml:space="preserve">1.3 Порядок выполнения работы</w:t>
-      </w:r>
-    </w:p>
-    <w:p>
-      <w:pPr>
-        <w:pStyle w:val="Compact"/>
-        <w:numPr>
-          <w:ilvl w:val="1"/>
-          <w:numId w:val="1003"/>
-        </w:numPr>
-        <w:spacing w:line="360" w:lineRule="auto"/>
-        <w:ind w:firstLine="709"/>
-        <w:jc w:val="both"/>
-      </w:pPr>
-      <w:r>
-        <w:rPr>
-          <w:rFonts w:ascii="Times New Roman" w:hAnsi="Times New Roman" w:cs="Times New Roman"/>
-          <w:sz w:val="28"/>
-        </w:rPr>
-        <w:t xml:space="preserve">1.4 Результаты работы программы</w:t>
-      </w:r>
-    </w:p>
-    <w:p>
-      <w:pPr>
-        <w:pStyle w:val="Compact"/>
-        <w:numPr>
-          <w:ilvl w:val="0"/>
-          <w:numId w:val="1002"/>
-        </w:numPr>
-        <w:spacing w:line="360" w:lineRule="auto"/>
-        <w:ind w:firstLine="709"/>
-        <w:jc w:val="both"/>
-      </w:pPr>
-      <w:r>
-        <w:rPr>
-          <w:rFonts w:ascii="Times New Roman" w:hAnsi="Times New Roman" w:cs="Times New Roman"/>
-          <w:sz w:val="28"/>
-        </w:rPr>
-        <w:t xml:space="preserve">Численное дифференцирование (задание 6.4)</w:t>
-      </w:r>
-    </w:p>
-    <w:p>
-      <w:pPr>
-        <w:pStyle w:val="Compact"/>
-        <w:numPr>
-          <w:ilvl w:val="1"/>
-          <w:numId w:val="1004"/>
-        </w:numPr>
-        <w:spacing w:line="360" w:lineRule="auto"/>
-        <w:ind w:firstLine="709"/>
-        <w:jc w:val="both"/>
-      </w:pPr>
-      <w:r>
-        <w:rPr>
-          <w:rFonts w:ascii="Times New Roman" w:hAnsi="Times New Roman" w:cs="Times New Roman"/>
-          <w:sz w:val="28"/>
-        </w:rPr>
-        <w:t xml:space="preserve">2.1 Задание</w:t>
-      </w:r>
-    </w:p>
-    <w:p>
-      <w:pPr>
-        <w:pStyle w:val="Compact"/>
-        <w:numPr>
-          <w:ilvl w:val="1"/>
-          <w:numId w:val="1004"/>
-        </w:numPr>
-        <w:spacing w:line="360" w:lineRule="auto"/>
-        <w:ind w:firstLine="709"/>
-        <w:jc w:val="both"/>
-      </w:pPr>
-      <w:r>
-        <w:rPr>
-          <w:rFonts w:ascii="Times New Roman" w:hAnsi="Times New Roman" w:cs="Times New Roman"/>
-          <w:sz w:val="28"/>
-        </w:rPr>
-        <w:t xml:space="preserve">2.2 Теоретический материал</w:t>
-      </w:r>
-    </w:p>
-    <w:p>
-      <w:pPr>
-        <w:pStyle w:val="Compact"/>
-        <w:numPr>
-          <w:ilvl w:val="1"/>
-          <w:numId w:val="1004"/>
-        </w:numPr>
-        <w:spacing w:line="360" w:lineRule="auto"/>
-        <w:ind w:firstLine="709"/>
-        <w:jc w:val="both"/>
-      </w:pPr>
-      <w:r>
-        <w:rPr>
-          <w:rFonts w:ascii="Times New Roman" w:hAnsi="Times New Roman" w:cs="Times New Roman"/>
-          <w:sz w:val="28"/>
-        </w:rPr>
-        <w:t xml:space="preserve">2.3 Порядок выполнения работы</w:t>
-      </w:r>
-    </w:p>
-    <w:p>
-      <w:pPr>
-        <w:pStyle w:val="Compact"/>
-        <w:numPr>
-          <w:ilvl w:val="1"/>
-          <w:numId w:val="1004"/>
-        </w:numPr>
-        <w:spacing w:line="360" w:lineRule="auto"/>
-        <w:ind w:firstLine="709"/>
-        <w:jc w:val="both"/>
-      </w:pPr>
-      <w:r>
-        <w:rPr>
-          <w:rFonts w:ascii="Times New Roman" w:hAnsi="Times New Roman" w:cs="Times New Roman"/>
-          <w:sz w:val="28"/>
-        </w:rPr>
-        <w:t xml:space="preserve">2.4 Результаты работы программы</w:t>
-      </w:r>
-    </w:p>
-    <w:p>
-      <w:pPr>
-        <w:pStyle w:val="Compact"/>
-        <w:numPr>
-          <w:ilvl w:val="0"/>
-          <w:numId w:val="1002"/>
-        </w:numPr>
-        <w:spacing w:line="360" w:lineRule="auto"/>
-        <w:ind w:firstLine="709"/>
-        <w:jc w:val="both"/>
-      </w:pPr>
-      <w:r>
-        <w:rPr>
-          <w:rFonts w:ascii="Times New Roman" w:hAnsi="Times New Roman" w:cs="Times New Roman"/>
-          <w:sz w:val="28"/>
-        </w:rPr>
-        <w:t xml:space="preserve">Численное интегрирование (задание 6.5)</w:t>
-      </w:r>
-    </w:p>
-    <w:p>
-      <w:pPr>
-        <w:pStyle w:val="Compact"/>
-        <w:numPr>
-          <w:ilvl w:val="1"/>
-          <w:numId w:val="1005"/>
-        </w:numPr>
-        <w:spacing w:line="360" w:lineRule="auto"/>
-        <w:ind w:firstLine="709"/>
-        <w:jc w:val="both"/>
-      </w:pPr>
-      <w:r>
-        <w:rPr>
-          <w:rFonts w:ascii="Times New Roman" w:hAnsi="Times New Roman" w:cs="Times New Roman"/>
-          <w:sz w:val="28"/>
-        </w:rPr>
-        <w:t xml:space="preserve">3.1 Задание</w:t>
-      </w:r>
-    </w:p>
-    <w:p>
-      <w:pPr>
-        <w:pStyle w:val="Compact"/>
-        <w:numPr>
-          <w:ilvl w:val="1"/>
-          <w:numId w:val="1005"/>
-        </w:numPr>
-        <w:spacing w:line="360" w:lineRule="auto"/>
-        <w:ind w:firstLine="709"/>
-        <w:jc w:val="both"/>
-      </w:pPr>
-      <w:r>
-        <w:rPr>
-          <w:rFonts w:ascii="Times New Roman" w:hAnsi="Times New Roman" w:cs="Times New Roman"/>
-          <w:sz w:val="28"/>
-        </w:rPr>
-        <w:t xml:space="preserve">3.2 Теоретический материал</w:t>
-      </w:r>
-    </w:p>
-    <w:p>
-      <w:pPr>
-        <w:pStyle w:val="Compact"/>
-        <w:numPr>
-          <w:ilvl w:val="1"/>
-          <w:numId w:val="1005"/>
-        </w:numPr>
-        <w:spacing w:line="360" w:lineRule="auto"/>
-        <w:ind w:firstLine="709"/>
-        <w:jc w:val="both"/>
-      </w:pPr>
-      <w:r>
-        <w:rPr>
-          <w:rFonts w:ascii="Times New Roman" w:hAnsi="Times New Roman" w:cs="Times New Roman"/>
-          <w:sz w:val="28"/>
-        </w:rPr>
-        <w:t xml:space="preserve">3.3 Порядок выполнения работы</w:t>
-      </w:r>
-    </w:p>
-    <w:p>
-      <w:pPr>
-        <w:pStyle w:val="Compact"/>
-        <w:numPr>
-          <w:ilvl w:val="1"/>
-          <w:numId w:val="1005"/>
-        </w:numPr>
-        <w:spacing w:line="360" w:lineRule="auto"/>
-        <w:ind w:firstLine="709"/>
-        <w:jc w:val="both"/>
-      </w:pPr>
-      <w:r>
-        <w:rPr>
-          <w:rFonts w:ascii="Times New Roman" w:hAnsi="Times New Roman" w:cs="Times New Roman"/>
-          <w:sz w:val="28"/>
-        </w:rPr>
-        <w:t xml:space="preserve">3.4 Результаты работы программы</w:t>
-      </w:r>
-    </w:p>
-    <w:p>
-      <w:pPr>
-        <w:pStyle w:val="Compact"/>
-        <w:numPr>
-          <w:ilvl w:val="0"/>
-          <w:numId w:val="1002"/>
-        </w:numPr>
-        <w:spacing w:line="360" w:lineRule="auto"/>
-        <w:ind w:firstLine="709"/>
-        <w:jc w:val="both"/>
-      </w:pPr>
-      <w:r>
-        <w:rPr>
-          <w:rFonts w:ascii="Times New Roman" w:hAnsi="Times New Roman" w:cs="Times New Roman"/>
-          <w:sz w:val="28"/>
-        </w:rPr>
-        <w:t xml:space="preserve">Выводы</w:t>
-      </w:r>
-    </w:p>
-    <w:p>
-      <w:pPr>
-        <w:pStyle w:val="Compact"/>
-        <w:numPr>
-          <w:ilvl w:val="0"/>
-          <w:numId w:val="1002"/>
-        </w:numPr>
-        <w:spacing w:line="360" w:lineRule="auto"/>
-        <w:ind w:firstLine="709"/>
-        <w:jc w:val="both"/>
-      </w:pPr>
-      <w:r>
-        <w:rPr>
-          <w:rFonts w:ascii="Times New Roman" w:hAnsi="Times New Roman" w:cs="Times New Roman"/>
-          <w:sz w:val="28"/>
-        </w:rPr>
-        <w:t xml:space="preserve">Список использованных источников</w:t>
-      </w:r>
-    </w:p>
-    <w:p>
-      <w:pPr>
-        <w:pStyle w:val="Compact"/>
-        <w:numPr>
-          <w:ilvl w:val="0"/>
-          <w:numId w:val="1002"/>
-        </w:numPr>
-        <w:spacing w:line="360" w:lineRule="auto"/>
-        <w:ind w:firstLine="709"/>
-        <w:jc w:val="both"/>
-      </w:pPr>
-      <w:r>
-        <w:rPr>
-          <w:rFonts w:ascii="Times New Roman" w:hAnsi="Times New Roman" w:cs="Times New Roman"/>
-          <w:sz w:val="28"/>
-        </w:rPr>
-        <w:t xml:space="preserve">Приложение А — Листинги программ</w:t>
-      </w:r>
-    </w:p>
-    <w:p>
-      <w:pPr>
-        <w:spacing w:line="360" w:lineRule="auto"/>
-        <w:ind w:firstLine="709"/>
-        <w:jc w:val="both"/>
-      </w:pPr>
-      <w:r>
-        <w:rPr>
-          <w:rFonts w:ascii="Times New Roman" w:hAnsi="Times New Roman" w:cs="Times New Roman"/>
-          <w:sz w:val="28"/>
-        </w:rPr>
-        <w:pict>
-          <v:rect style="width:0;height:1.5pt" o:hralign="center" o:hrstd="t" o:hr="t"/>
-        </w:pict>
+        <w:fldChar w:fldCharType="begin"/>
+        <w:instrText xml:space="preserve">TOC \o "1-3" \h \z \u</w:instrText>
+        <w:fldChar w:fldCharType="separate"/>
+        <w:t>Обновите оглавление в Word (F9).</w:t>
+        <w:fldChar w:fldCharType="end"/>
       </w:r>
     </w:p>
     <w:bookmarkEnd w:id="11"/>
@@ -1248,7 +909,7 @@
         <w:pStyle w:val="Compact"/>
         <w:numPr>
           <w:ilvl w:val="0"/>
-          <w:numId w:val="1006"/>
+          <w:numId w:val="1002"/>
         </w:numPr>
         <w:spacing w:line="360" w:lineRule="auto"/>
         <w:ind w:firstLine="709"/>
@@ -1378,7 +1039,7 @@
         <w:pStyle w:val="Compact"/>
         <w:numPr>
           <w:ilvl w:val="0"/>
-          <w:numId w:val="1006"/>
+          <w:numId w:val="1002"/>
         </w:numPr>
         <w:spacing w:line="360" w:lineRule="auto"/>
         <w:ind w:firstLine="709"/>
@@ -2185,7 +1846,7 @@
       </w:r>
     </w:p>
     <w:bookmarkEnd w:id="13"/>
-    <w:bookmarkStart w:id="14" w:name="порядок-выполнения-работы"/>
+    <w:bookmarkStart w:id="14" w:name="алгоритм-решения"/>
     <w:p>
       <w:pPr>
         <w:pStyle w:val="Heading3"/>
@@ -2199,7 +1860,7 @@
           <w:b/>
           <w:sz w:val="28"/>
         </w:rPr>
-        <w:t xml:space="preserve">1.3 Порядок выполнения работы</w:t>
+        <w:t xml:space="preserve">1.3 Алгоритм решения</w:t>
       </w:r>
     </w:p>
     <w:p>
@@ -2207,7 +1868,7 @@
         <w:pStyle w:val="Compact"/>
         <w:numPr>
           <w:ilvl w:val="0"/>
-          <w:numId w:val="1007"/>
+          <w:numId w:val="1003"/>
         </w:numPr>
         <w:spacing w:line="360" w:lineRule="auto"/>
         <w:ind w:firstLine="709"/>
@@ -2226,7 +1887,7 @@
         <w:pStyle w:val="Compact"/>
         <w:numPr>
           <w:ilvl w:val="0"/>
-          <w:numId w:val="1007"/>
+          <w:numId w:val="1003"/>
         </w:numPr>
         <w:spacing w:line="360" w:lineRule="auto"/>
         <w:ind w:firstLine="709"/>
@@ -2245,7 +1906,7 @@
         <w:pStyle w:val="Compact"/>
         <w:numPr>
           <w:ilvl w:val="0"/>
-          <w:numId w:val="1007"/>
+          <w:numId w:val="1003"/>
         </w:numPr>
         <w:spacing w:line="360" w:lineRule="auto"/>
         <w:ind w:firstLine="709"/>
@@ -2264,7 +1925,7 @@
         <w:pStyle w:val="Compact"/>
         <w:numPr>
           <w:ilvl w:val="0"/>
-          <w:numId w:val="1007"/>
+          <w:numId w:val="1003"/>
         </w:numPr>
         <w:spacing w:line="360" w:lineRule="auto"/>
         <w:ind w:firstLine="709"/>
@@ -4480,7 +4141,7 @@
       </w:r>
     </w:p>
     <w:bookmarkEnd w:id="18"/>
-    <w:bookmarkStart w:id="19" w:name="порядок-выполнения-работы-1"/>
+    <w:bookmarkStart w:id="19" w:name="алгоритм-решения-1"/>
     <w:p>
       <w:pPr>
         <w:pStyle w:val="Heading3"/>
@@ -4494,7 +4155,7 @@
           <w:b/>
           <w:sz w:val="28"/>
         </w:rPr>
-        <w:t xml:space="preserve">2.3 Порядок выполнения работы</w:t>
+        <w:t xml:space="preserve">2.3 Алгоритм решения</w:t>
       </w:r>
     </w:p>
     <w:p>
@@ -4502,7 +4163,7 @@
         <w:pStyle w:val="Compact"/>
         <w:numPr>
           <w:ilvl w:val="0"/>
-          <w:numId w:val="1008"/>
+          <w:numId w:val="1004"/>
         </w:numPr>
         <w:spacing w:line="360" w:lineRule="auto"/>
         <w:ind w:firstLine="709"/>
@@ -4521,7 +4182,7 @@
         <w:pStyle w:val="Compact"/>
         <w:numPr>
           <w:ilvl w:val="0"/>
-          <w:numId w:val="1008"/>
+          <w:numId w:val="1004"/>
         </w:numPr>
         <w:spacing w:line="360" w:lineRule="auto"/>
         <w:ind w:firstLine="709"/>
@@ -4540,7 +4201,7 @@
         <w:pStyle w:val="Compact"/>
         <w:numPr>
           <w:ilvl w:val="0"/>
-          <w:numId w:val="1008"/>
+          <w:numId w:val="1004"/>
         </w:numPr>
         <w:spacing w:line="360" w:lineRule="auto"/>
         <w:ind w:firstLine="709"/>
@@ -4559,7 +4220,7 @@
         <w:pStyle w:val="Compact"/>
         <w:numPr>
           <w:ilvl w:val="0"/>
-          <w:numId w:val="1008"/>
+          <w:numId w:val="1004"/>
         </w:numPr>
         <w:spacing w:line="360" w:lineRule="auto"/>
         <w:ind w:firstLine="709"/>
@@ -6016,7 +5677,7 @@
         <w:pStyle w:val="Compact"/>
         <w:numPr>
           <w:ilvl w:val="0"/>
-          <w:numId w:val="1009"/>
+          <w:numId w:val="1005"/>
         </w:numPr>
         <w:spacing w:line="360" w:lineRule="auto"/>
         <w:ind w:firstLine="709"/>
@@ -6058,7 +5719,7 @@
         <w:pStyle w:val="Compact"/>
         <w:numPr>
           <w:ilvl w:val="0"/>
-          <w:numId w:val="1009"/>
+          <w:numId w:val="1005"/>
         </w:numPr>
         <w:spacing w:line="360" w:lineRule="auto"/>
         <w:ind w:firstLine="709"/>
@@ -7769,7 +7430,7 @@
       </w:r>
     </w:p>
     <w:bookmarkEnd w:id="23"/>
-    <w:bookmarkStart w:id="24" w:name="порядок-выполнения-работы-2"/>
+    <w:bookmarkStart w:id="24" w:name="алгоритм-решения-2"/>
     <w:p>
       <w:pPr>
         <w:pStyle w:val="Heading3"/>
@@ -7783,7 +7444,7 @@
           <w:b/>
           <w:sz w:val="28"/>
         </w:rPr>
-        <w:t xml:space="preserve">3.3 Порядок выполнения работы</w:t>
+        <w:t xml:space="preserve">3.3 Алгоритм решения</w:t>
       </w:r>
     </w:p>
     <w:p>
@@ -7808,7 +7469,7 @@
         <w:pStyle w:val="Compact"/>
         <w:numPr>
           <w:ilvl w:val="0"/>
-          <w:numId w:val="1010"/>
+          <w:numId w:val="1006"/>
         </w:numPr>
         <w:spacing w:line="360" w:lineRule="auto"/>
         <w:ind w:firstLine="709"/>
@@ -7827,7 +7488,7 @@
         <w:pStyle w:val="Compact"/>
         <w:numPr>
           <w:ilvl w:val="0"/>
-          <w:numId w:val="1010"/>
+          <w:numId w:val="1006"/>
         </w:numPr>
         <w:spacing w:line="360" w:lineRule="auto"/>
         <w:ind w:firstLine="709"/>
@@ -7846,7 +7507,7 @@
         <w:pStyle w:val="Compact"/>
         <w:numPr>
           <w:ilvl w:val="0"/>
-          <w:numId w:val="1010"/>
+          <w:numId w:val="1006"/>
         </w:numPr>
         <w:spacing w:line="360" w:lineRule="auto"/>
         <w:ind w:firstLine="709"/>
@@ -7882,7 +7543,7 @@
         <w:pStyle w:val="Compact"/>
         <w:numPr>
           <w:ilvl w:val="0"/>
-          <w:numId w:val="1011"/>
+          <w:numId w:val="1007"/>
         </w:numPr>
         <w:spacing w:line="360" w:lineRule="auto"/>
         <w:ind w:firstLine="709"/>
@@ -7901,7 +7562,7 @@
         <w:pStyle w:val="Compact"/>
         <w:numPr>
           <w:ilvl w:val="0"/>
-          <w:numId w:val="1011"/>
+          <w:numId w:val="1007"/>
         </w:numPr>
         <w:spacing w:line="360" w:lineRule="auto"/>
         <w:ind w:firstLine="709"/>
@@ -7920,7 +7581,7 @@
         <w:pStyle w:val="Compact"/>
         <w:numPr>
           <w:ilvl w:val="0"/>
-          <w:numId w:val="1011"/>
+          <w:numId w:val="1007"/>
         </w:numPr>
         <w:spacing w:line="360" w:lineRule="auto"/>
         <w:ind w:firstLine="709"/>
@@ -8424,7 +8085,7 @@
           <w:b/>
           <w:sz w:val="28"/>
         </w:rPr>
-        <w:t xml:space="preserve">4 ВЫВОДЫ</w:t>
+        <w:t xml:space="preserve">ВЫВОДЫ</w:t>
       </w:r>
     </w:p>
     <w:p>
@@ -8552,7 +8213,7 @@
           <w:b/>
           <w:sz w:val="28"/>
         </w:rPr>
-        <w:t xml:space="preserve">5 СПИСОК ИСПОЛЬЗОВАННЫХ ИСТОЧНИКОВ</w:t>
+        <w:t xml:space="preserve">СПИСОК ИСПОЛЬЗОВАННЫХ ИСТОЧНИКОВ</w:t>
       </w:r>
     </w:p>
     <w:p>
@@ -8560,7 +8221,7 @@
         <w:pStyle w:val="Compact"/>
         <w:numPr>
           <w:ilvl w:val="0"/>
-          <w:numId w:val="1012"/>
+          <w:numId w:val="1008"/>
         </w:numPr>
         <w:spacing w:line="360" w:lineRule="auto"/>
         <w:ind w:firstLine="709"/>
@@ -8579,7 +8240,7 @@
         <w:pStyle w:val="Compact"/>
         <w:numPr>
           <w:ilvl w:val="0"/>
-          <w:numId w:val="1012"/>
+          <w:numId w:val="1008"/>
         </w:numPr>
         <w:spacing w:line="360" w:lineRule="auto"/>
         <w:ind w:firstLine="709"/>
@@ -8598,7 +8259,7 @@
         <w:pStyle w:val="Compact"/>
         <w:numPr>
           <w:ilvl w:val="0"/>
-          <w:numId w:val="1012"/>
+          <w:numId w:val="1008"/>
         </w:numPr>
         <w:spacing w:line="360" w:lineRule="auto"/>
         <w:ind w:firstLine="709"/>
@@ -24038,6 +23699,9 @@
     <w:abstractNumId w:val="991"/>
   </w:num>
   <w:num w:numId="1002">
+    <w:abstractNumId w:val="991"/>
+  </w:num>
+  <w:num w:numId="1003">
     <w:abstractNumId w:val="99411"/>
     <w:lvlOverride w:ilvl="0">
       <w:startOverride w:val="1"/>
@@ -24067,17 +23731,95 @@
       <w:startOverride w:val="1"/>
     </w:lvlOverride>
   </w:num>
-  <w:num w:numId="1003">
-    <w:abstractNumId w:val="991"/>
-  </w:num>
   <w:num w:numId="1004">
-    <w:abstractNumId w:val="991"/>
+    <w:abstractNumId w:val="99411"/>
+    <w:lvlOverride w:ilvl="0">
+      <w:startOverride w:val="1"/>
+    </w:lvlOverride>
+    <w:lvlOverride w:ilvl="1">
+      <w:startOverride w:val="1"/>
+    </w:lvlOverride>
+    <w:lvlOverride w:ilvl="2">
+      <w:startOverride w:val="1"/>
+    </w:lvlOverride>
+    <w:lvlOverride w:ilvl="3">
+      <w:startOverride w:val="1"/>
+    </w:lvlOverride>
+    <w:lvlOverride w:ilvl="4">
+      <w:startOverride w:val="1"/>
+    </w:lvlOverride>
+    <w:lvlOverride w:ilvl="5">
+      <w:startOverride w:val="1"/>
+    </w:lvlOverride>
+    <w:lvlOverride w:ilvl="6">
+      <w:startOverride w:val="1"/>
+    </w:lvlOverride>
+    <w:lvlOverride w:ilvl="7">
+      <w:startOverride w:val="1"/>
+    </w:lvlOverride>
+    <w:lvlOverride w:ilvl="8">
+      <w:startOverride w:val="1"/>
+    </w:lvlOverride>
   </w:num>
   <w:num w:numId="1005">
-    <w:abstractNumId w:val="991"/>
+    <w:abstractNumId w:val="99411"/>
+    <w:lvlOverride w:ilvl="0">
+      <w:startOverride w:val="1"/>
+    </w:lvlOverride>
+    <w:lvlOverride w:ilvl="1">
+      <w:startOverride w:val="1"/>
+    </w:lvlOverride>
+    <w:lvlOverride w:ilvl="2">
+      <w:startOverride w:val="1"/>
+    </w:lvlOverride>
+    <w:lvlOverride w:ilvl="3">
+      <w:startOverride w:val="1"/>
+    </w:lvlOverride>
+    <w:lvlOverride w:ilvl="4">
+      <w:startOverride w:val="1"/>
+    </w:lvlOverride>
+    <w:lvlOverride w:ilvl="5">
+      <w:startOverride w:val="1"/>
+    </w:lvlOverride>
+    <w:lvlOverride w:ilvl="6">
+      <w:startOverride w:val="1"/>
+    </w:lvlOverride>
+    <w:lvlOverride w:ilvl="7">
+      <w:startOverride w:val="1"/>
+    </w:lvlOverride>
+    <w:lvlOverride w:ilvl="8">
+      <w:startOverride w:val="1"/>
+    </w:lvlOverride>
   </w:num>
   <w:num w:numId="1006">
-    <w:abstractNumId w:val="991"/>
+    <w:abstractNumId w:val="99411"/>
+    <w:lvlOverride w:ilvl="0">
+      <w:startOverride w:val="1"/>
+    </w:lvlOverride>
+    <w:lvlOverride w:ilvl="1">
+      <w:startOverride w:val="1"/>
+    </w:lvlOverride>
+    <w:lvlOverride w:ilvl="2">
+      <w:startOverride w:val="1"/>
+    </w:lvlOverride>
+    <w:lvlOverride w:ilvl="3">
+      <w:startOverride w:val="1"/>
+    </w:lvlOverride>
+    <w:lvlOverride w:ilvl="4">
+      <w:startOverride w:val="1"/>
+    </w:lvlOverride>
+    <w:lvlOverride w:ilvl="5">
+      <w:startOverride w:val="1"/>
+    </w:lvlOverride>
+    <w:lvlOverride w:ilvl="6">
+      <w:startOverride w:val="1"/>
+    </w:lvlOverride>
+    <w:lvlOverride w:ilvl="7">
+      <w:startOverride w:val="1"/>
+    </w:lvlOverride>
+    <w:lvlOverride w:ilvl="8">
+      <w:startOverride w:val="1"/>
+    </w:lvlOverride>
   </w:num>
   <w:num w:numId="1007">
     <w:abstractNumId w:val="99411"/>
@@ -24110,126 +23852,6 @@
     </w:lvlOverride>
   </w:num>
   <w:num w:numId="1008">
-    <w:abstractNumId w:val="99411"/>
-    <w:lvlOverride w:ilvl="0">
-      <w:startOverride w:val="1"/>
-    </w:lvlOverride>
-    <w:lvlOverride w:ilvl="1">
-      <w:startOverride w:val="1"/>
-    </w:lvlOverride>
-    <w:lvlOverride w:ilvl="2">
-      <w:startOverride w:val="1"/>
-    </w:lvlOverride>
-    <w:lvlOverride w:ilvl="3">
-      <w:startOverride w:val="1"/>
-    </w:lvlOverride>
-    <w:lvlOverride w:ilvl="4">
-      <w:startOverride w:val="1"/>
-    </w:lvlOverride>
-    <w:lvlOverride w:ilvl="5">
-      <w:startOverride w:val="1"/>
-    </w:lvlOverride>
-    <w:lvlOverride w:ilvl="6">
-      <w:startOverride w:val="1"/>
-    </w:lvlOverride>
-    <w:lvlOverride w:ilvl="7">
-      <w:startOverride w:val="1"/>
-    </w:lvlOverride>
-    <w:lvlOverride w:ilvl="8">
-      <w:startOverride w:val="1"/>
-    </w:lvlOverride>
-  </w:num>
-  <w:num w:numId="1009">
-    <w:abstractNumId w:val="99411"/>
-    <w:lvlOverride w:ilvl="0">
-      <w:startOverride w:val="1"/>
-    </w:lvlOverride>
-    <w:lvlOverride w:ilvl="1">
-      <w:startOverride w:val="1"/>
-    </w:lvlOverride>
-    <w:lvlOverride w:ilvl="2">
-      <w:startOverride w:val="1"/>
-    </w:lvlOverride>
-    <w:lvlOverride w:ilvl="3">
-      <w:startOverride w:val="1"/>
-    </w:lvlOverride>
-    <w:lvlOverride w:ilvl="4">
-      <w:startOverride w:val="1"/>
-    </w:lvlOverride>
-    <w:lvlOverride w:ilvl="5">
-      <w:startOverride w:val="1"/>
-    </w:lvlOverride>
-    <w:lvlOverride w:ilvl="6">
-      <w:startOverride w:val="1"/>
-    </w:lvlOverride>
-    <w:lvlOverride w:ilvl="7">
-      <w:startOverride w:val="1"/>
-    </w:lvlOverride>
-    <w:lvlOverride w:ilvl="8">
-      <w:startOverride w:val="1"/>
-    </w:lvlOverride>
-  </w:num>
-  <w:num w:numId="1010">
-    <w:abstractNumId w:val="99411"/>
-    <w:lvlOverride w:ilvl="0">
-      <w:startOverride w:val="1"/>
-    </w:lvlOverride>
-    <w:lvlOverride w:ilvl="1">
-      <w:startOverride w:val="1"/>
-    </w:lvlOverride>
-    <w:lvlOverride w:ilvl="2">
-      <w:startOverride w:val="1"/>
-    </w:lvlOverride>
-    <w:lvlOverride w:ilvl="3">
-      <w:startOverride w:val="1"/>
-    </w:lvlOverride>
-    <w:lvlOverride w:ilvl="4">
-      <w:startOverride w:val="1"/>
-    </w:lvlOverride>
-    <w:lvlOverride w:ilvl="5">
-      <w:startOverride w:val="1"/>
-    </w:lvlOverride>
-    <w:lvlOverride w:ilvl="6">
-      <w:startOverride w:val="1"/>
-    </w:lvlOverride>
-    <w:lvlOverride w:ilvl="7">
-      <w:startOverride w:val="1"/>
-    </w:lvlOverride>
-    <w:lvlOverride w:ilvl="8">
-      <w:startOverride w:val="1"/>
-    </w:lvlOverride>
-  </w:num>
-  <w:num w:numId="1011">
-    <w:abstractNumId w:val="99411"/>
-    <w:lvlOverride w:ilvl="0">
-      <w:startOverride w:val="1"/>
-    </w:lvlOverride>
-    <w:lvlOverride w:ilvl="1">
-      <w:startOverride w:val="1"/>
-    </w:lvlOverride>
-    <w:lvlOverride w:ilvl="2">
-      <w:startOverride w:val="1"/>
-    </w:lvlOverride>
-    <w:lvlOverride w:ilvl="3">
-      <w:startOverride w:val="1"/>
-    </w:lvlOverride>
-    <w:lvlOverride w:ilvl="4">
-      <w:startOverride w:val="1"/>
-    </w:lvlOverride>
-    <w:lvlOverride w:ilvl="5">
-      <w:startOverride w:val="1"/>
-    </w:lvlOverride>
-    <w:lvlOverride w:ilvl="6">
-      <w:startOverride w:val="1"/>
-    </w:lvlOverride>
-    <w:lvlOverride w:ilvl="7">
-      <w:startOverride w:val="1"/>
-    </w:lvlOverride>
-    <w:lvlOverride w:ilvl="8">
-      <w:startOverride w:val="1"/>
-    </w:lvlOverride>
-  </w:num>
-  <w:num w:numId="1012">
     <w:abstractNumId w:val="99411"/>
     <w:lvlOverride w:ilvl="0">
       <w:startOverride w:val="1"/>
